--- a/inst/rmd/style_template_snowbull_en.docx
+++ b/inst/rmd/style_template_snowbull_en.docx
@@ -796,7 +796,7 @@
       <w:jc w:val="right"/>
     </w:pPr>
     <w:r>
-      <w:t>Water Resources Branch</w:t>
+      <w:t>Water Science and Stewardship</w:t>
     </w:r>
   </w:p>
   <w:p>
@@ -839,7 +839,7 @@
           <wp:extent cx="1592739" cy="651576"/>
           <wp:effectExtent l="0" t="0" r="0" b="0"/>
           <wp:wrapNone/>
-          <wp:docPr id="1698570353" name="Picture 1698570353" descr="https://yukonnect.gov.yk.ca/department/HPW/our-department/supply-services/queens-printer/Logo2018/GYWordmark_2018_RGB.png"/>
+          <wp:docPr id="623949294" name="Picture 623949294" descr="https://yukonnect.gov.yk.ca/department/HPW/our-department/supply-services/queens-printer/Logo2018/GYWordmark_2018_RGB.png"/>
           <wp:cNvGraphicFramePr>
             <a:graphicFrameLocks xmlns:a="http://schemas.openxmlformats.org/drawingml/2006/main" noChangeAspect="1"/>
           </wp:cNvGraphicFramePr>
